--- a/07_Methoden/Übungen/PingPong/PingPong.docx
+++ b/07_Methoden/Übungen/PingPong/PingPong.docx
@@ -46,7 +46,15 @@
     <w:bookmarkEnd w:id="0"/>
     <w:p>
       <w:r>
-        <w:t>Beim „alten“ Computerspiel PingPong wird ein Ball über den Bildschirm bewegt. Wenn der Ball den Bildschirmrand erreicht, prallt dieser ab und bewegt sich in die entgegengesetzte Richtung.</w:t>
+        <w:t xml:space="preserve">Beim „alten“ Computerspiel </w:t>
+      </w:r>
+      <w:proofErr w:type="spellStart"/>
+      <w:r>
+        <w:t>PingPong</w:t>
+      </w:r>
+      <w:proofErr w:type="spellEnd"/>
+      <w:r>
+        <w:t xml:space="preserve"> wird ein Ball über den Bildschirm bewegt. Wenn der Ball den Bildschirmrand erreicht, prallt dieser ab und bewegt sich in die entgegengesetzte Richtung.</w:t>
       </w:r>
       <w:r>
         <w:br/>
@@ -73,7 +81,15 @@
         <w:t>Hauptprogramm aufgerufen wird</w:t>
       </w:r>
       <w:r>
-        <w:t>), welche alle 50 ms die Position neu berechnet und den Bildschirm aktualisiert.</w:t>
+        <w:t xml:space="preserve">), welche alle 50 </w:t>
+      </w:r>
+      <w:proofErr w:type="spellStart"/>
+      <w:r>
+        <w:t>ms</w:t>
+      </w:r>
+      <w:proofErr w:type="spellEnd"/>
+      <w:r>
+        <w:t xml:space="preserve"> die Position neu berechnet und den Bildschirm aktualisiert.</w:t>
       </w:r>
     </w:p>
     <w:p>
@@ -94,7 +110,13 @@
         <w:ind w:left="284" w:hanging="284"/>
       </w:pPr>
       <w:r>
-        <w:t>Verwenden sie Methoden.</w:t>
+        <w:t xml:space="preserve">Verwenden </w:t>
+      </w:r>
+      <w:r>
+        <w:t>S</w:t>
+      </w:r>
+      <w:r>
+        <w:t>ie Methoden.</w:t>
       </w:r>
     </w:p>
     <w:p>
@@ -139,6 +161,7 @@
         </w:rPr>
         <w:t xml:space="preserve">   </w:t>
       </w:r>
+      <w:proofErr w:type="spellStart"/>
       <w:r>
         <w:rPr>
           <w:rFonts w:ascii="Cascadia Mono" w:hAnsi="Cascadia Mono" w:cs="Cascadia Mono"/>
@@ -146,7 +169,17 @@
           <w:sz w:val="19"/>
           <w:szCs w:val="19"/>
         </w:rPr>
-        <w:t>Console.SetWindowSize(COLS, ROWS);</w:t>
+        <w:t>Console.SetWindowSize</w:t>
+      </w:r>
+      <w:proofErr w:type="spellEnd"/>
+      <w:r>
+        <w:rPr>
+          <w:rFonts w:ascii="Cascadia Mono" w:hAnsi="Cascadia Mono" w:cs="Cascadia Mono"/>
+          <w:color w:val="000000"/>
+          <w:sz w:val="19"/>
+          <w:szCs w:val="19"/>
+        </w:rPr>
+        <w:t>(COLS, ROWS);</w:t>
       </w:r>
       <w:r>
         <w:rPr>
@@ -180,6 +213,7 @@
         <w:br/>
         <w:t xml:space="preserve">      </w:t>
       </w:r>
+      <w:proofErr w:type="spellStart"/>
       <w:r>
         <w:rPr>
           <w:rFonts w:ascii="Cascadia Mono" w:hAnsi="Cascadia Mono" w:cs="Cascadia Mono"/>
@@ -187,7 +221,17 @@
           <w:sz w:val="19"/>
           <w:szCs w:val="19"/>
         </w:rPr>
-        <w:t>Console.SetCursorPosition(x, y)</w:t>
+        <w:t>Console.SetCursorPosition</w:t>
+      </w:r>
+      <w:proofErr w:type="spellEnd"/>
+      <w:r>
+        <w:rPr>
+          <w:rFonts w:ascii="Cascadia Mono" w:hAnsi="Cascadia Mono" w:cs="Cascadia Mono"/>
+          <w:color w:val="000000"/>
+          <w:sz w:val="19"/>
+          <w:szCs w:val="19"/>
+        </w:rPr>
+        <w:t>(x, y)</w:t>
       </w:r>
       <w:r>
         <w:rPr>
@@ -199,13 +243,7 @@
         <w:br/>
       </w:r>
       <w:r>
-        <w:t>f</w:t>
-      </w:r>
-      <w:r>
-        <w:t>e</w:t>
-      </w:r>
-      <w:r>
-        <w:t>stgelegt werden.</w:t>
+        <w:t>festgelegt werden.</w:t>
       </w:r>
       <w:r>
         <w:t xml:space="preserve"> Der Ball wird dann mit</w:t>
@@ -214,6 +252,7 @@
         <w:br/>
         <w:t xml:space="preserve">    </w:t>
       </w:r>
+      <w:proofErr w:type="spellStart"/>
       <w:r>
         <w:rPr>
           <w:rFonts w:ascii="Cascadia Mono" w:hAnsi="Cascadia Mono" w:cs="Cascadia Mono"/>
@@ -221,8 +260,9 @@
           <w:sz w:val="19"/>
           <w:szCs w:val="19"/>
         </w:rPr>
-        <w:t>Console.Write(</w:t>
-      </w:r>
+        <w:t>Console.Write</w:t>
+      </w:r>
+      <w:proofErr w:type="spellEnd"/>
       <w:r>
         <w:rPr>
           <w:rFonts w:ascii="Cascadia Mono" w:hAnsi="Cascadia Mono" w:cs="Cascadia Mono"/>
@@ -230,16 +270,7 @@
           <w:sz w:val="19"/>
           <w:szCs w:val="19"/>
         </w:rPr>
-        <w:t>‚*‘</w:t>
-      </w:r>
-      <w:r>
-        <w:rPr>
-          <w:rFonts w:ascii="Cascadia Mono" w:hAnsi="Cascadia Mono" w:cs="Cascadia Mono"/>
-          <w:color w:val="000000"/>
-          <w:sz w:val="19"/>
-          <w:szCs w:val="19"/>
-        </w:rPr>
-        <w:t>);</w:t>
+        <w:t>(‚*‘);</w:t>
       </w:r>
       <w:r>
         <w:rPr>
@@ -293,6 +324,7 @@
         </w:rPr>
         <w:t xml:space="preserve">  </w:t>
       </w:r>
+      <w:proofErr w:type="spellStart"/>
       <w:r>
         <w:rPr>
           <w:rFonts w:ascii="Cascadia Mono" w:hAnsi="Cascadia Mono" w:cs="Cascadia Mono"/>
@@ -300,8 +332,19 @@
           <w:sz w:val="19"/>
           <w:szCs w:val="19"/>
         </w:rPr>
-        <w:t xml:space="preserve">Console.CursorVisible = </w:t>
-      </w:r>
+        <w:t>Console.CursorVisible</w:t>
+      </w:r>
+      <w:proofErr w:type="spellEnd"/>
+      <w:r>
+        <w:rPr>
+          <w:rFonts w:ascii="Cascadia Mono" w:hAnsi="Cascadia Mono" w:cs="Cascadia Mono"/>
+          <w:color w:val="000000"/>
+          <w:sz w:val="19"/>
+          <w:szCs w:val="19"/>
+        </w:rPr>
+        <w:t xml:space="preserve"> = </w:t>
+      </w:r>
+      <w:proofErr w:type="spellStart"/>
       <w:r>
         <w:rPr>
           <w:rFonts w:ascii="Cascadia Mono" w:hAnsi="Cascadia Mono" w:cs="Cascadia Mono"/>
@@ -311,6 +354,7 @@
         </w:rPr>
         <w:t>false</w:t>
       </w:r>
+      <w:proofErr w:type="spellEnd"/>
       <w:r>
         <w:rPr>
           <w:rFonts w:ascii="Cascadia Mono" w:hAnsi="Cascadia Mono" w:cs="Cascadia Mono"/>
@@ -331,22 +375,13 @@
       </w:r>
       <w:r>
         <w:br/>
-        <w:t xml:space="preserve">Hinweis: Der Cursor zeigt die </w:t>
-      </w:r>
-      <w:r>
-        <w:t xml:space="preserve">Position am Bildschirm </w:t>
-      </w:r>
-      <w:r>
-        <w:t>an</w:t>
+        <w:t>Hinweis: Der Cursor zeigt die Position am Bildschirm an</w:t>
       </w:r>
       <w:r>
         <w:t>,</w:t>
       </w:r>
       <w:r>
-        <w:t xml:space="preserve"> wo die nächste Eingabe erfolgt</w:t>
-      </w:r>
-      <w:r>
-        <w:t>.</w:t>
+        <w:t xml:space="preserve"> wo die nächste Eingabe erfolgt.</w:t>
       </w:r>
     </w:p>
     <w:p>
@@ -393,54 +428,47 @@
           <w:color w:val="000000"/>
           <w:sz w:val="19"/>
           <w:szCs w:val="19"/>
-          <w:lang w:val="en-US"/>
         </w:rPr>
       </w:pPr>
+      <w:proofErr w:type="spellStart"/>
       <w:r>
         <w:rPr>
           <w:rFonts w:ascii="Cascadia Mono" w:hAnsi="Cascadia Mono" w:cs="Cascadia Mono"/>
           <w:color w:val="0000FF"/>
           <w:sz w:val="19"/>
           <w:szCs w:val="19"/>
-          <w:lang w:val="en-US"/>
         </w:rPr>
         <w:t>while</w:t>
       </w:r>
+      <w:proofErr w:type="spellEnd"/>
       <w:r>
         <w:rPr>
           <w:rFonts w:ascii="Cascadia Mono" w:hAnsi="Cascadia Mono" w:cs="Cascadia Mono"/>
           <w:color w:val="000000"/>
           <w:sz w:val="19"/>
           <w:szCs w:val="19"/>
-          <w:lang w:val="en-US"/>
         </w:rPr>
-        <w:t xml:space="preserve"> (!Console.KeyAvailable)</w:t>
-      </w:r>
-    </w:p>
-    <w:p>
-      <w:pPr>
-        <w:autoSpaceDE w:val="0"/>
-        <w:autoSpaceDN w:val="0"/>
-        <w:adjustRightInd w:val="0"/>
-        <w:spacing w:after="0" w:line="240" w:lineRule="auto"/>
-        <w:ind w:left="284"/>
+        <w:t xml:space="preserve"> (!</w:t>
+      </w:r>
+      <w:proofErr w:type="spellStart"/>
+      <w:r>
         <w:rPr>
           <w:rFonts w:ascii="Cascadia Mono" w:hAnsi="Cascadia Mono" w:cs="Cascadia Mono"/>
           <w:color w:val="000000"/>
           <w:sz w:val="19"/>
           <w:szCs w:val="19"/>
-          <w:lang w:val="en-US"/>
         </w:rPr>
-      </w:pPr>
+        <w:t>Console.KeyAvailable</w:t>
+      </w:r>
+      <w:proofErr w:type="spellEnd"/>
       <w:r>
         <w:rPr>
           <w:rFonts w:ascii="Cascadia Mono" w:hAnsi="Cascadia Mono" w:cs="Cascadia Mono"/>
           <w:color w:val="000000"/>
           <w:sz w:val="19"/>
           <w:szCs w:val="19"/>
-          <w:lang w:val="en-US"/>
         </w:rPr>
-        <w:t>{</w:t>
+        <w:t>)</w:t>
       </w:r>
     </w:p>
     <w:p>
@@ -464,6 +492,30 @@
           <w:sz w:val="19"/>
           <w:szCs w:val="19"/>
         </w:rPr>
+        <w:t>{</w:t>
+      </w:r>
+    </w:p>
+    <w:p>
+      <w:pPr>
+        <w:autoSpaceDE w:val="0"/>
+        <w:autoSpaceDN w:val="0"/>
+        <w:adjustRightInd w:val="0"/>
+        <w:spacing w:after="0" w:line="240" w:lineRule="auto"/>
+        <w:ind w:left="284"/>
+        <w:rPr>
+          <w:rFonts w:ascii="Cascadia Mono" w:hAnsi="Cascadia Mono" w:cs="Cascadia Mono"/>
+          <w:color w:val="000000"/>
+          <w:sz w:val="19"/>
+          <w:szCs w:val="19"/>
+        </w:rPr>
+      </w:pPr>
+      <w:r>
+        <w:rPr>
+          <w:rFonts w:ascii="Cascadia Mono" w:hAnsi="Cascadia Mono" w:cs="Cascadia Mono"/>
+          <w:color w:val="000000"/>
+          <w:sz w:val="19"/>
+          <w:szCs w:val="19"/>
+        </w:rPr>
         <w:t xml:space="preserve">    </w:t>
       </w:r>
       <w:r>
@@ -501,7 +553,27 @@
           <w:szCs w:val="19"/>
         </w:rPr>
         <w:br/>
-        <w:t xml:space="preserve">    // Das Programm wartet die in der Variable „delayInMs“ festgelegte Zeit. </w:t>
+        <w:t xml:space="preserve">    // Das Programm wartet die in der Variable „</w:t>
+      </w:r>
+      <w:proofErr w:type="spellStart"/>
+      <w:r>
+        <w:rPr>
+          <w:rFonts w:ascii="Cascadia Mono" w:hAnsi="Cascadia Mono" w:cs="Cascadia Mono"/>
+          <w:color w:val="000000"/>
+          <w:sz w:val="19"/>
+          <w:szCs w:val="19"/>
+        </w:rPr>
+        <w:t>delayInMs</w:t>
+      </w:r>
+      <w:proofErr w:type="spellEnd"/>
+      <w:r>
+        <w:rPr>
+          <w:rFonts w:ascii="Cascadia Mono" w:hAnsi="Cascadia Mono" w:cs="Cascadia Mono"/>
+          <w:color w:val="000000"/>
+          <w:sz w:val="19"/>
+          <w:szCs w:val="19"/>
+        </w:rPr>
+        <w:t xml:space="preserve">“ festgelegte Zeit. </w:t>
       </w:r>
       <w:r>
         <w:rPr>
@@ -519,7 +591,67 @@
           <w:sz w:val="19"/>
           <w:szCs w:val="19"/>
         </w:rPr>
-        <w:t xml:space="preserve">    Thread.Sleep(TimeSpan.FromMilliseconds(delayInMs));</w:t>
+        <w:t xml:space="preserve">    </w:t>
+      </w:r>
+      <w:proofErr w:type="spellStart"/>
+      <w:r>
+        <w:rPr>
+          <w:rFonts w:ascii="Cascadia Mono" w:hAnsi="Cascadia Mono" w:cs="Cascadia Mono"/>
+          <w:color w:val="000000"/>
+          <w:sz w:val="19"/>
+          <w:szCs w:val="19"/>
+        </w:rPr>
+        <w:t>Thread.Sleep</w:t>
+      </w:r>
+      <w:proofErr w:type="spellEnd"/>
+      <w:r>
+        <w:rPr>
+          <w:rFonts w:ascii="Cascadia Mono" w:hAnsi="Cascadia Mono" w:cs="Cascadia Mono"/>
+          <w:color w:val="000000"/>
+          <w:sz w:val="19"/>
+          <w:szCs w:val="19"/>
+        </w:rPr>
+        <w:t>(</w:t>
+      </w:r>
+      <w:proofErr w:type="spellStart"/>
+      <w:r>
+        <w:rPr>
+          <w:rFonts w:ascii="Cascadia Mono" w:hAnsi="Cascadia Mono" w:cs="Cascadia Mono"/>
+          <w:color w:val="000000"/>
+          <w:sz w:val="19"/>
+          <w:szCs w:val="19"/>
+        </w:rPr>
+        <w:t>TimeSpan.FromMilliseconds</w:t>
+      </w:r>
+      <w:proofErr w:type="spellEnd"/>
+      <w:r>
+        <w:rPr>
+          <w:rFonts w:ascii="Cascadia Mono" w:hAnsi="Cascadia Mono" w:cs="Cascadia Mono"/>
+          <w:color w:val="000000"/>
+          <w:sz w:val="19"/>
+          <w:szCs w:val="19"/>
+        </w:rPr>
+        <w:t>(</w:t>
+      </w:r>
+      <w:proofErr w:type="spellStart"/>
+      <w:r>
+        <w:rPr>
+          <w:rFonts w:ascii="Cascadia Mono" w:hAnsi="Cascadia Mono" w:cs="Cascadia Mono"/>
+          <w:color w:val="000000"/>
+          <w:sz w:val="19"/>
+          <w:szCs w:val="19"/>
+        </w:rPr>
+        <w:t>delayInMs</w:t>
+      </w:r>
+      <w:proofErr w:type="spellEnd"/>
+      <w:r>
+        <w:rPr>
+          <w:rFonts w:ascii="Cascadia Mono" w:hAnsi="Cascadia Mono" w:cs="Cascadia Mono"/>
+          <w:color w:val="000000"/>
+          <w:sz w:val="19"/>
+          <w:szCs w:val="19"/>
+        </w:rPr>
+        <w:t>));</w:t>
       </w:r>
     </w:p>
     <w:p>
@@ -711,7 +843,13 @@
         <w:ind w:left="284" w:hanging="284"/>
       </w:pPr>
       <w:r>
-        <w:t>Bewegt sich der Ball mit 90° wird seine Geschwindigkeit um Wurzel aus 2 verringert.</w:t>
+        <w:t xml:space="preserve">Bewegt sich der Ball mit 90° wird seine Geschwindigkeit um Wurzel aus 2 </w:t>
+      </w:r>
+      <w:r>
+        <w:t>angepasst</w:t>
+      </w:r>
+      <w:r>
+        <w:t>.</w:t>
       </w:r>
     </w:p>
     <w:p>
@@ -719,10 +857,7 @@
         <w:pStyle w:val="berschrift3"/>
       </w:pPr>
       <w:r>
-        <w:t>Ex</w:t>
-      </w:r>
-      <w:r>
-        <w:t>trem</w:t>
+        <w:t>Extrem</w:t>
       </w:r>
     </w:p>
     <w:p>
@@ -735,13 +870,7 @@
         <w:ind w:left="284" w:hanging="284"/>
       </w:pPr>
       <w:r>
-        <w:t xml:space="preserve">Der Ball </w:t>
-      </w:r>
-      <w:r>
-        <w:t>wird zur Schlange mit einer Länge von 10 Punkten</w:t>
-      </w:r>
-      <w:r>
-        <w:t>.</w:t>
+        <w:t>Der Ball wird zur Schlange mit einer Länge von 10 Punkten.</w:t>
       </w:r>
     </w:p>
     <w:p>
@@ -982,6 +1111,7 @@
             </w:rPr>
             <w:t>„</w:t>
           </w:r>
+          <w:proofErr w:type="spellStart"/>
           <w:r>
             <w:rPr>
               <w:rFonts w:ascii="Times New Roman" w:hAnsi="Times New Roman" w:cs="Times New Roman"/>
@@ -990,6 +1120,7 @@
             </w:rPr>
             <w:t>PingPong</w:t>
           </w:r>
+          <w:proofErr w:type="spellEnd"/>
           <w:r>
             <w:rPr>
               <w:rFonts w:ascii="Times New Roman" w:hAnsi="Times New Roman" w:cs="Times New Roman"/>
@@ -4410,6 +4541,7 @@
   <w:style w:type="character" w:default="1" w:styleId="Absatz-Standardschriftart">
     <w:name w:val="Default Paragraph Font"/>
     <w:uiPriority w:val="1"/>
+    <w:semiHidden/>
     <w:unhideWhenUsed/>
   </w:style>
   <w:style w:type="table" w:default="1" w:styleId="NormaleTabelle">
